--- a/templates/01_geral/08_comunicado_interno.docx
+++ b/templates/01_geral/08_comunicado_interno.docx
@@ -22,22 +22,6 @@
     <w:p>
       <w:pPr>
         <w:spacing w:after="100" w:before="100"/>
-      </w:pPr>
-      <w:r>
-        <w:rPr>
-          <w:rFonts w:ascii="Arial" w:cs="Arial" w:eastAsia="Arial" w:hAnsi="Arial"/>
-          <w:color w:val="111827"/>
-          <w:sz w:val="20"/>
-          <w:szCs w:val="20"/>
-        </w:rPr>
-        <w:t xml:space="preserve">Prezada equipe,
-Informamos que [CONTEÚDO DO COMUNICADO].
-Atenciosamente, [DIREÇÃO].</w:t>
-      </w:r>
-    </w:p>
-    <w:p>
-      <w:pPr>
-        <w:spacing w:after="100" w:before="100"/>
         <w:ind w:left="400"/>
       </w:pPr>
       <w:r>
@@ -49,7 +33,7 @@
           <w:sz w:val="20"/>
           <w:szCs w:val="20"/>
         </w:rPr>
-        <w:t xml:space="preserve">Data: </w:t>
+        <w:t xml:space="preserve">PARA: </w:t>
       </w:r>
       <w:r>
         <w:rPr>
@@ -60,45 +44,423 @@
           <w:sz w:val="20"/>
           <w:szCs w:val="20"/>
         </w:rPr>
-        <w:t xml:space="preserve">[CIDADE], [DIA] de [MÊS] de [ANO]</w:t>
-      </w:r>
-    </w:p>
-    <w:p>
-      <w:pPr>
-        <w:spacing w:before="600"/>
-      </w:pPr>
-      <w:r>
-        <w:rPr>
-          <w:sz w:val="20"/>
-          <w:szCs w:val="20"/>
-        </w:rPr>
-        <w:t xml:space="preserve"/>
-      </w:r>
-    </w:p>
-    <w:p>
-      <w:pPr>
-        <w:jc w:val="center"/>
-      </w:pPr>
-      <w:r>
-        <w:rPr>
-          <w:sz w:val="20"/>
-          <w:szCs w:val="20"/>
-        </w:rPr>
-        <w:t xml:space="preserve">________________________________________</w:t>
-      </w:r>
-    </w:p>
-    <w:p>
-      <w:pPr>
-        <w:jc w:val="center"/>
-      </w:pPr>
-      <w:r>
-        <w:rPr>
+        <w:t xml:space="preserve">[TODOS OS COLABORADORES / EQUIPE ESPECÍFICA]</w:t>
+      </w:r>
+    </w:p>
+    <w:p>
+      <w:pPr>
+        <w:spacing w:after="100" w:before="100"/>
+        <w:ind w:left="400"/>
+      </w:pPr>
+      <w:r>
+        <w:rPr>
+          <w:rFonts w:ascii="Arial" w:cs="Arial" w:eastAsia="Arial" w:hAnsi="Arial"/>
+          <w:b/>
+          <w:bCs/>
+          <w:color w:val="2D6A4F"/>
+          <w:sz w:val="20"/>
+          <w:szCs w:val="20"/>
+        </w:rPr>
+        <w:t xml:space="preserve">DE: </w:t>
+      </w:r>
+      <w:r>
+        <w:rPr>
+          <w:rFonts w:ascii="Arial" w:cs="Arial" w:eastAsia="Arial" w:hAnsi="Arial"/>
           <w:i/>
           <w:iCs/>
-          <w:sz w:val="20"/>
-          <w:szCs w:val="20"/>
-        </w:rPr>
-        <w:t xml:space="preserve">Responsável</w:t>
+          <w:color w:val="6B7280"/>
+          <w:sz w:val="20"/>
+          <w:szCs w:val="20"/>
+        </w:rPr>
+        <w:t xml:space="preserve">[NOME OU DEPARTAMENTO – EX: DIREÇÃO / RH]</w:t>
+      </w:r>
+    </w:p>
+    <w:p>
+      <w:pPr>
+        <w:spacing w:after="100" w:before="100"/>
+        <w:ind w:left="400"/>
+      </w:pPr>
+      <w:r>
+        <w:rPr>
+          <w:rFonts w:ascii="Arial" w:cs="Arial" w:eastAsia="Arial" w:hAnsi="Arial"/>
+          <w:b/>
+          <w:bCs/>
+          <w:color w:val="2D6A4F"/>
+          <w:sz w:val="20"/>
+          <w:szCs w:val="20"/>
+        </w:rPr>
+        <w:t xml:space="preserve">ASSUNTO: </w:t>
+      </w:r>
+      <w:r>
+        <w:rPr>
+          <w:rFonts w:ascii="Arial" w:cs="Arial" w:eastAsia="Arial" w:hAnsi="Arial"/>
+          <w:i/>
+          <w:iCs/>
+          <w:color w:val="6B7280"/>
+          <w:sz w:val="20"/>
+          <w:szCs w:val="20"/>
+        </w:rPr>
+        <w:t xml:space="preserve">[TÍTULO DO COMUNICADO – EX: ALTERAÇÃO DE HORÁRIO / NOVO PROCESSO]</w:t>
+      </w:r>
+    </w:p>
+    <w:p>
+      <w:pPr>
+        <w:spacing w:after="100" w:before="100"/>
+        <w:ind w:left="400"/>
+      </w:pPr>
+      <w:r>
+        <w:rPr>
+          <w:rFonts w:ascii="Arial" w:cs="Arial" w:eastAsia="Arial" w:hAnsi="Arial"/>
+          <w:b/>
+          <w:bCs/>
+          <w:color w:val="2D6A4F"/>
+          <w:sz w:val="20"/>
+          <w:szCs w:val="20"/>
+        </w:rPr>
+        <w:t xml:space="preserve">DATA DA EMISSÃO: </w:t>
+      </w:r>
+      <w:r>
+        <w:rPr>
+          <w:rFonts w:ascii="Arial" w:cs="Arial" w:eastAsia="Arial" w:hAnsi="Arial"/>
+          <w:i/>
+          <w:iCs/>
+          <w:color w:val="6B7280"/>
+          <w:sz w:val="20"/>
+          <w:szCs w:val="20"/>
+        </w:rPr>
+        <w:t xml:space="preserve">[DIA] de [MÊS] de [ANO]</w:t>
+      </w:r>
+    </w:p>
+    <w:p>
+      <w:pPr>
+        <w:pBdr>
+          <w:bottom w:val="single" w:color="40916C" w:sz="1"/>
+        </w:pBdr>
+        <w:spacing w:after="150" w:before="300"/>
+      </w:pPr>
+      <w:r>
+        <w:rPr>
+          <w:rFonts w:ascii="Arial" w:cs="Arial" w:eastAsia="Arial" w:hAnsi="Arial"/>
+          <w:b/>
+          <w:bCs/>
+          <w:color w:val="2D6A4F"/>
+          <w:sz w:val="24"/>
+          <w:szCs w:val="24"/>
+        </w:rPr>
+        <w:t xml:space="preserve">1. MENSAGEM PRINCIPAL</w:t>
+      </w:r>
+    </w:p>
+    <w:p>
+      <w:pPr>
+        <w:spacing w:after="100" w:before="100"/>
+      </w:pPr>
+      <w:r>
+        <w:rPr>
+          <w:rFonts w:ascii="Arial" w:cs="Arial" w:eastAsia="Arial" w:hAnsi="Arial"/>
+          <w:color w:val="111827"/>
+          <w:sz w:val="20"/>
+          <w:szCs w:val="20"/>
+        </w:rPr>
+        <w:t xml:space="preserve">Prezados colaboradores,</w:t>
+      </w:r>
+    </w:p>
+    <w:p>
+      <w:pPr>
+        <w:spacing w:after="100" w:before="100"/>
+      </w:pPr>
+      <w:r>
+        <w:rPr>
+          <w:rFonts w:ascii="Arial" w:cs="Arial" w:eastAsia="Arial" w:hAnsi="Arial"/>
+          <w:color w:val="111827"/>
+          <w:sz w:val="20"/>
+          <w:szCs w:val="20"/>
+        </w:rPr>
+        <w:t xml:space="preserve">Gostaríamos de comunicar a todos sobre a [NOVIDADE / MUDANÇA / DECISÃO] que entrará em vigor a partir do dia [DATA INICIAL].</w:t>
+      </w:r>
+    </w:p>
+    <w:p>
+      <w:pPr>
+        <w:pBdr>
+          <w:bottom w:val="single" w:color="40916C" w:sz="1"/>
+        </w:pBdr>
+        <w:spacing w:after="150" w:before="300"/>
+      </w:pPr>
+      <w:r>
+        <w:rPr>
+          <w:rFonts w:ascii="Arial" w:cs="Arial" w:eastAsia="Arial" w:hAnsi="Arial"/>
+          <w:b/>
+          <w:bCs/>
+          <w:color w:val="2D6A4F"/>
+          <w:sz w:val="24"/>
+          <w:szCs w:val="24"/>
+        </w:rPr>
+        <w:t xml:space="preserve">2. MOTIVOS E OBJETIVOS</w:t>
+      </w:r>
+    </w:p>
+    <w:p>
+      <w:pPr>
+        <w:spacing w:after="100" w:before="100"/>
+      </w:pPr>
+      <w:r>
+        <w:rPr>
+          <w:rFonts w:ascii="Arial" w:cs="Arial" w:eastAsia="Arial" w:hAnsi="Arial"/>
+          <w:color w:val="111827"/>
+          <w:sz w:val="20"/>
+          <w:szCs w:val="20"/>
+        </w:rPr>
+        <w:t xml:space="preserve">A presente alteração visa [DESCREVER O MOTIVO – EX: MELHORIA DE PROCESSOS, ADEQUAÇÃO LEGAL, NOVA DIRETRIZ ESTRATÉGICA]. Esperamos com isso [MENCIONAR RESULTADO ESPERADO].</w:t>
+      </w:r>
+    </w:p>
+    <w:p>
+      <w:pPr>
+        <w:pBdr>
+          <w:bottom w:val="single" w:color="40916C" w:sz="1"/>
+        </w:pBdr>
+        <w:spacing w:after="150" w:before="300"/>
+      </w:pPr>
+      <w:r>
+        <w:rPr>
+          <w:rFonts w:ascii="Arial" w:cs="Arial" w:eastAsia="Arial" w:hAnsi="Arial"/>
+          <w:b/>
+          <w:bCs/>
+          <w:color w:val="2D6A4F"/>
+          <w:sz w:val="24"/>
+          <w:szCs w:val="24"/>
+        </w:rPr>
+        <w:t xml:space="preserve">3. IMPLICAÇÕES PRÁTICAS</w:t>
+      </w:r>
+    </w:p>
+    <w:p>
+      <w:pPr>
+        <w:spacing w:after="100" w:before="100"/>
+      </w:pPr>
+      <w:r>
+        <w:rPr>
+          <w:rFonts w:ascii="Arial" w:cs="Arial" w:eastAsia="Arial" w:hAnsi="Arial"/>
+          <w:color w:val="111827"/>
+          <w:sz w:val="20"/>
+          <w:szCs w:val="20"/>
+        </w:rPr>
+        <w:t xml:space="preserve">Como isso afeta o dia a dia da equipe:</w:t>
+      </w:r>
+    </w:p>
+    <w:p>
+      <w:pPr>
+        <w:spacing w:after="50" w:before="50"/>
+        <w:ind w:left="400" w:hanging="200"/>
+      </w:pPr>
+      <w:r>
+        <w:rPr>
+          <w:rFonts w:ascii="Arial" w:cs="Arial" w:eastAsia="Arial" w:hAnsi="Arial"/>
+          <w:b/>
+          <w:bCs/>
+          <w:color w:val="40916C"/>
+          <w:sz w:val="20"/>
+          <w:szCs w:val="20"/>
+        </w:rPr>
+        <w:t xml:space="preserve">● </w:t>
+      </w:r>
+      <w:r>
+        <w:rPr>
+          <w:rFonts w:ascii="Arial" w:cs="Arial" w:eastAsia="Arial" w:hAnsi="Arial"/>
+          <w:color w:val="111827"/>
+          <w:sz w:val="20"/>
+          <w:szCs w:val="20"/>
+        </w:rPr>
+        <w:t xml:space="preserve">[PONTO 1: O QUE MUDA]</w:t>
+      </w:r>
+    </w:p>
+    <w:p>
+      <w:pPr>
+        <w:spacing w:after="50" w:before="50"/>
+        <w:ind w:left="400" w:hanging="200"/>
+      </w:pPr>
+      <w:r>
+        <w:rPr>
+          <w:rFonts w:ascii="Arial" w:cs="Arial" w:eastAsia="Arial" w:hAnsi="Arial"/>
+          <w:b/>
+          <w:bCs/>
+          <w:color w:val="40916C"/>
+          <w:sz w:val="20"/>
+          <w:szCs w:val="20"/>
+        </w:rPr>
+        <w:t xml:space="preserve">● </w:t>
+      </w:r>
+      <w:r>
+        <w:rPr>
+          <w:rFonts w:ascii="Arial" w:cs="Arial" w:eastAsia="Arial" w:hAnsi="Arial"/>
+          <w:color w:val="111827"/>
+          <w:sz w:val="20"/>
+          <w:szCs w:val="20"/>
+        </w:rPr>
+        <w:t xml:space="preserve">[PONTO 2: O QUE MUDA]</w:t>
+      </w:r>
+    </w:p>
+    <w:p>
+      <w:pPr>
+        <w:spacing w:after="50" w:before="50"/>
+        <w:ind w:left="400" w:hanging="200"/>
+      </w:pPr>
+      <w:r>
+        <w:rPr>
+          <w:rFonts w:ascii="Arial" w:cs="Arial" w:eastAsia="Arial" w:hAnsi="Arial"/>
+          <w:b/>
+          <w:bCs/>
+          <w:color w:val="40916C"/>
+          <w:sz w:val="20"/>
+          <w:szCs w:val="20"/>
+        </w:rPr>
+        <w:t xml:space="preserve">● </w:t>
+      </w:r>
+      <w:r>
+        <w:rPr>
+          <w:rFonts w:ascii="Arial" w:cs="Arial" w:eastAsia="Arial" w:hAnsi="Arial"/>
+          <w:color w:val="111827"/>
+          <w:sz w:val="20"/>
+          <w:szCs w:val="20"/>
+        </w:rPr>
+        <w:t xml:space="preserve">[PONTO 3: O QUE MUDA]</w:t>
+      </w:r>
+    </w:p>
+    <w:p>
+      <w:pPr>
+        <w:pBdr>
+          <w:bottom w:val="single" w:color="40916C" w:sz="1"/>
+        </w:pBdr>
+        <w:spacing w:after="150" w:before="300"/>
+      </w:pPr>
+      <w:r>
+        <w:rPr>
+          <w:rFonts w:ascii="Arial" w:cs="Arial" w:eastAsia="Arial" w:hAnsi="Arial"/>
+          <w:b/>
+          <w:bCs/>
+          <w:color w:val="2D6A4F"/>
+          <w:sz w:val="24"/>
+          <w:szCs w:val="24"/>
+        </w:rPr>
+        <w:t xml:space="preserve">4. DÚVIDAS E SUPORTE</w:t>
+      </w:r>
+    </w:p>
+    <w:p>
+      <w:pPr>
+        <w:spacing w:after="100" w:before="100"/>
+      </w:pPr>
+      <w:r>
+        <w:rPr>
+          <w:rFonts w:ascii="Arial" w:cs="Arial" w:eastAsia="Arial" w:hAnsi="Arial"/>
+          <w:color w:val="111827"/>
+          <w:sz w:val="20"/>
+          <w:szCs w:val="20"/>
+        </w:rPr>
+        <w:t xml:space="preserve">Caso tenham qualquer dúvida sobre este comunicado, favor entrar em contato com o departamento [NOME DO DPTO] através do e-mail [E-MAIL] ou ramal [NÚMERO].</w:t>
+      </w:r>
+    </w:p>
+    <w:p>
+      <w:pPr>
+        <w:spacing w:after="100" w:before="100"/>
+      </w:pPr>
+      <w:r>
+        <w:rPr>
+          <w:rFonts w:ascii="Arial" w:cs="Arial" w:eastAsia="Arial" w:hAnsi="Arial"/>
+          <w:color w:val="111827"/>
+          <w:sz w:val="20"/>
+          <w:szCs w:val="20"/>
+        </w:rPr>
+        <w:t xml:space="preserve">Agradecemos o empenho e compreensão de todos.</w:t>
+      </w:r>
+    </w:p>
+    <w:p>
+      <w:pPr>
+        <w:spacing w:after="100" w:before="100"/>
+      </w:pPr>
+      <w:r>
+        <w:rPr>
+          <w:rFonts w:ascii="Arial" w:cs="Arial" w:eastAsia="Arial" w:hAnsi="Arial"/>
+          <w:color w:val="111827"/>
+          <w:sz w:val="20"/>
+          <w:szCs w:val="20"/>
+        </w:rPr>
+        <w:t xml:space="preserve">Atenciosamente,</w:t>
+      </w:r>
+    </w:p>
+    <w:p>
+      <w:pPr>
+        <w:spacing w:before="600"/>
+      </w:pPr>
+      <w:r>
+        <w:rPr>
+          <w:sz w:val="20"/>
+          <w:szCs w:val="20"/>
+        </w:rPr>
+        <w:t xml:space="preserve"/>
+      </w:r>
+    </w:p>
+    <w:p>
+      <w:pPr>
+        <w:jc w:val="center"/>
+      </w:pPr>
+      <w:r>
+        <w:rPr>
+          <w:sz w:val="20"/>
+          <w:szCs w:val="20"/>
+        </w:rPr>
+        <w:t xml:space="preserve">________________________________________</w:t>
+      </w:r>
+    </w:p>
+    <w:p>
+      <w:pPr>
+        <w:jc w:val="center"/>
+      </w:pPr>
+      <w:r>
+        <w:rPr>
+          <w:i/>
+          <w:iCs/>
+          <w:sz w:val="20"/>
+          <w:szCs w:val="20"/>
+        </w:rPr>
+        <w:t xml:space="preserve">[Assinatura]</w:t>
+      </w:r>
+    </w:p>
+    <w:p>
+      <w:pPr>
+        <w:spacing w:after="100" w:before="100"/>
+      </w:pPr>
+      <w:r>
+        <w:rPr>
+          <w:rFonts w:ascii="Arial" w:cs="Arial" w:eastAsia="Arial" w:hAnsi="Arial"/>
+          <w:color w:val="111827"/>
+          <w:sz w:val="20"/>
+          <w:szCs w:val="20"/>
+        </w:rPr>
+        <w:t xml:space="preserve">**ASSINATURA DO EMISSOR**</w:t>
+      </w:r>
+    </w:p>
+    <w:p>
+      <w:pPr>
+        <w:spacing w:after="100" w:before="100"/>
+      </w:pPr>
+      <w:r>
+        <w:rPr>
+          <w:rFonts w:ascii="Arial" w:cs="Arial" w:eastAsia="Arial" w:hAnsi="Arial"/>
+          <w:color w:val="111827"/>
+          <w:sz w:val="20"/>
+          <w:szCs w:val="20"/>
+        </w:rPr>
+        <w:t xml:space="preserve">[NOME COMPLETO]</w:t>
+      </w:r>
+    </w:p>
+    <w:p>
+      <w:pPr>
+        <w:spacing w:after="100" w:before="100"/>
+      </w:pPr>
+      <w:r>
+        <w:rPr>
+          <w:rFonts w:ascii="Arial" w:cs="Arial" w:eastAsia="Arial" w:hAnsi="Arial"/>
+          <w:color w:val="111827"/>
+          <w:sz w:val="20"/>
+          <w:szCs w:val="20"/>
+        </w:rPr>
+        <w:t xml:space="preserve">[CARGO/FUNÇÃO]</w:t>
       </w:r>
     </w:p>
     <w:sectPr>
